--- a/i_test/test_D6_Table_2/g_output/D6_Table_2_cohort_characteristics_subpopulation_CAP_SGLT2i.docx
+++ b/i_test/test_D6_Table_2/g_output/D6_Table_2_cohort_characteristics_subpopulation_CAP_SGLT2i.docx
@@ -231,87 +231,87 @@
               <w:pStyle w:val="Normal"/>
             </w:pPr>
             <w:r>
-              <w:t>550</w:t>
-            </w:r>
-          </w:p>
-        </w:tc>
-        <w:tc>
-          <w:p>
-            <w:pPr>
-              <w:pStyle w:val="Normal"/>
-            </w:pPr>
-            <w:r>
-              <w:t>552</w:t>
-            </w:r>
-          </w:p>
-        </w:tc>
-        <w:tc>
-          <w:p>
-            <w:pPr>
-              <w:pStyle w:val="Normal"/>
-            </w:pPr>
-            <w:r>
-              <w:t>505</w:t>
-            </w:r>
-          </w:p>
-        </w:tc>
-        <w:tc>
-          <w:p>
-            <w:pPr>
-              <w:pStyle w:val="Normal"/>
-            </w:pPr>
-            <w:r>
-              <w:t>547</w:t>
-            </w:r>
-          </w:p>
-        </w:tc>
-        <w:tc>
-          <w:p>
-            <w:pPr>
-              <w:pStyle w:val="Normal"/>
-            </w:pPr>
-            <w:r>
-              <w:t>584</w:t>
-            </w:r>
-          </w:p>
-        </w:tc>
-        <w:tc>
-          <w:p>
-            <w:pPr>
-              <w:pStyle w:val="Normal"/>
-            </w:pPr>
-            <w:r>
-              <w:t>585</w:t>
-            </w:r>
-          </w:p>
-        </w:tc>
-        <w:tc>
-          <w:p>
-            <w:pPr>
-              <w:pStyle w:val="Normal"/>
-            </w:pPr>
-            <w:r>
-              <w:t>554</w:t>
-            </w:r>
-          </w:p>
-        </w:tc>
-        <w:tc>
-          <w:p>
-            <w:pPr>
-              <w:pStyle w:val="Normal"/>
-            </w:pPr>
-            <w:r>
-              <w:t>584</w:t>
-            </w:r>
-          </w:p>
-        </w:tc>
-        <w:tc>
-          <w:p>
-            <w:pPr>
-              <w:pStyle w:val="Normal"/>
-            </w:pPr>
-            <w:r>
-              <w:t>539</w:t>
+              <w:t>556</w:t>
+            </w:r>
+          </w:p>
+        </w:tc>
+        <w:tc>
+          <w:p>
+            <w:pPr>
+              <w:pStyle w:val="Normal"/>
+            </w:pPr>
+            <w:r>
+              <w:t>560</w:t>
+            </w:r>
+          </w:p>
+        </w:tc>
+        <w:tc>
+          <w:p>
+            <w:pPr>
+              <w:pStyle w:val="Normal"/>
+            </w:pPr>
+            <w:r>
+              <w:t>578</w:t>
+            </w:r>
+          </w:p>
+        </w:tc>
+        <w:tc>
+          <w:p>
+            <w:pPr>
+              <w:pStyle w:val="Normal"/>
+            </w:pPr>
+            <w:r>
+              <w:t>524</w:t>
+            </w:r>
+          </w:p>
+        </w:tc>
+        <w:tc>
+          <w:p>
+            <w:pPr>
+              <w:pStyle w:val="Normal"/>
+            </w:pPr>
+            <w:r>
+              <w:t>538</w:t>
+            </w:r>
+          </w:p>
+        </w:tc>
+        <w:tc>
+          <w:p>
+            <w:pPr>
+              <w:pStyle w:val="Normal"/>
+            </w:pPr>
+            <w:r>
+              <w:t>580</w:t>
+            </w:r>
+          </w:p>
+        </w:tc>
+        <w:tc>
+          <w:p>
+            <w:pPr>
+              <w:pStyle w:val="Normal"/>
+            </w:pPr>
+            <w:r>
+              <w:t>560</w:t>
+            </w:r>
+          </w:p>
+        </w:tc>
+        <w:tc>
+          <w:p>
+            <w:pPr>
+              <w:pStyle w:val="Normal"/>
+            </w:pPr>
+            <w:r>
+              <w:t>546</w:t>
+            </w:r>
+          </w:p>
+        </w:tc>
+        <w:tc>
+          <w:p>
+            <w:pPr>
+              <w:pStyle w:val="Normal"/>
+            </w:pPr>
+            <w:r>
+              <w:t>558</w:t>
             </w:r>
           </w:p>
         </w:tc>
@@ -333,87 +333,87 @@
               <w:pStyle w:val="Normal"/>
             </w:pPr>
             <w:r>
-              <w:t>269 (48,9%)</w:t>
-            </w:r>
-          </w:p>
-        </w:tc>
-        <w:tc>
-          <w:p>
-            <w:pPr>
-              <w:pStyle w:val="Normal"/>
-            </w:pPr>
-            <w:r>
-              <w:t>279 (50,5%)</w:t>
-            </w:r>
-          </w:p>
-        </w:tc>
-        <w:tc>
-          <w:p>
-            <w:pPr>
-              <w:pStyle w:val="Normal"/>
-            </w:pPr>
-            <w:r>
-              <w:t>250 (49,5%)</w:t>
-            </w:r>
-          </w:p>
-        </w:tc>
-        <w:tc>
-          <w:p>
-            <w:pPr>
-              <w:pStyle w:val="Normal"/>
-            </w:pPr>
-            <w:r>
-              <w:t>289 (52,8%)</w:t>
-            </w:r>
-          </w:p>
-        </w:tc>
-        <w:tc>
-          <w:p>
-            <w:pPr>
-              <w:pStyle w:val="Normal"/>
-            </w:pPr>
-            <w:r>
-              <w:t>297 (50,9%)</w:t>
-            </w:r>
-          </w:p>
-        </w:tc>
-        <w:tc>
-          <w:p>
-            <w:pPr>
-              <w:pStyle w:val="Normal"/>
-            </w:pPr>
-            <w:r>
-              <w:t>289 (49,4%)</w:t>
-            </w:r>
-          </w:p>
-        </w:tc>
-        <w:tc>
-          <w:p>
-            <w:pPr>
-              <w:pStyle w:val="Normal"/>
-            </w:pPr>
-            <w:r>
-              <w:t>253 (45,7%)</w:t>
-            </w:r>
-          </w:p>
-        </w:tc>
-        <w:tc>
-          <w:p>
-            <w:pPr>
-              <w:pStyle w:val="Normal"/>
-            </w:pPr>
-            <w:r>
-              <w:t>291 (49,8%)</w:t>
-            </w:r>
-          </w:p>
-        </w:tc>
-        <w:tc>
-          <w:p>
-            <w:pPr>
-              <w:pStyle w:val="Normal"/>
-            </w:pPr>
-            <w:r>
-              <w:t>268 (49,7%)</w:t>
+              <w:t>191 (34,4%)</w:t>
+            </w:r>
+          </w:p>
+        </w:tc>
+        <w:tc>
+          <w:p>
+            <w:pPr>
+              <w:pStyle w:val="Normal"/>
+            </w:pPr>
+            <w:r>
+              <w:t>217 (38,8%)</w:t>
+            </w:r>
+          </w:p>
+        </w:tc>
+        <w:tc>
+          <w:p>
+            <w:pPr>
+              <w:pStyle w:val="Normal"/>
+            </w:pPr>
+            <w:r>
+              <w:t>176 (30,4%)</w:t>
+            </w:r>
+          </w:p>
+        </w:tc>
+        <w:tc>
+          <w:p>
+            <w:pPr>
+              <w:pStyle w:val="Normal"/>
+            </w:pPr>
+            <w:r>
+              <w:t>177 (33,8%)</w:t>
+            </w:r>
+          </w:p>
+        </w:tc>
+        <w:tc>
+          <w:p>
+            <w:pPr>
+              <w:pStyle w:val="Normal"/>
+            </w:pPr>
+            <w:r>
+              <w:t>175 (32,5%)</w:t>
+            </w:r>
+          </w:p>
+        </w:tc>
+        <w:tc>
+          <w:p>
+            <w:pPr>
+              <w:pStyle w:val="Normal"/>
+            </w:pPr>
+            <w:r>
+              <w:t>187 (32,2%)</w:t>
+            </w:r>
+          </w:p>
+        </w:tc>
+        <w:tc>
+          <w:p>
+            <w:pPr>
+              <w:pStyle w:val="Normal"/>
+            </w:pPr>
+            <w:r>
+              <w:t>197 (35,2%)</w:t>
+            </w:r>
+          </w:p>
+        </w:tc>
+        <w:tc>
+          <w:p>
+            <w:pPr>
+              <w:pStyle w:val="Normal"/>
+            </w:pPr>
+            <w:r>
+              <w:t>186 (34,1%)</w:t>
+            </w:r>
+          </w:p>
+        </w:tc>
+        <w:tc>
+          <w:p>
+            <w:pPr>
+              <w:pStyle w:val="Normal"/>
+            </w:pPr>
+            <w:r>
+              <w:t>195 (34,9%)</w:t>
             </w:r>
           </w:p>
         </w:tc>
@@ -435,87 +435,87 @@
               <w:pStyle w:val="Normal"/>
             </w:pPr>
             <w:r>
-              <w:t>20 (3,6%)</w:t>
-            </w:r>
-          </w:p>
-        </w:tc>
-        <w:tc>
-          <w:p>
-            <w:pPr>
-              <w:pStyle w:val="Normal"/>
-            </w:pPr>
-            <w:r>
-              <w:t>12 (2,2%)</w:t>
-            </w:r>
-          </w:p>
-        </w:tc>
-        <w:tc>
-          <w:p>
-            <w:pPr>
-              <w:pStyle w:val="Normal"/>
-            </w:pPr>
-            <w:r>
-              <w:t>15 (3,0%)</w:t>
-            </w:r>
-          </w:p>
-        </w:tc>
-        <w:tc>
-          <w:p>
-            <w:pPr>
-              <w:pStyle w:val="Normal"/>
-            </w:pPr>
-            <w:r>
-              <w:t>16 (2,9%)</w:t>
-            </w:r>
-          </w:p>
-        </w:tc>
-        <w:tc>
-          <w:p>
-            <w:pPr>
-              <w:pStyle w:val="Normal"/>
-            </w:pPr>
-            <w:r>
-              <w:t>13 (2,2%)</w:t>
-            </w:r>
-          </w:p>
-        </w:tc>
-        <w:tc>
-          <w:p>
-            <w:pPr>
-              <w:pStyle w:val="Normal"/>
-            </w:pPr>
-            <w:r>
-              <w:t>20 (3,4%)</w:t>
-            </w:r>
-          </w:p>
-        </w:tc>
-        <w:tc>
-          <w:p>
-            <w:pPr>
-              <w:pStyle w:val="Normal"/>
-            </w:pPr>
-            <w:r>
-              <w:t>16 (2,9%)</w:t>
-            </w:r>
-          </w:p>
-        </w:tc>
-        <w:tc>
-          <w:p>
-            <w:pPr>
-              <w:pStyle w:val="Normal"/>
-            </w:pPr>
-            <w:r>
-              <w:t>21 (3,6%)</w:t>
-            </w:r>
-          </w:p>
-        </w:tc>
-        <w:tc>
-          <w:p>
-            <w:pPr>
-              <w:pStyle w:val="Normal"/>
-            </w:pPr>
-            <w:r>
-              <w:t>19 (3,5%)</w:t>
+              <w:t>211 (37,9%)</w:t>
+            </w:r>
+          </w:p>
+        </w:tc>
+        <w:tc>
+          <w:p>
+            <w:pPr>
+              <w:pStyle w:val="Normal"/>
+            </w:pPr>
+            <w:r>
+              <w:t>209 (37,3%)</w:t>
+            </w:r>
+          </w:p>
+        </w:tc>
+        <w:tc>
+          <w:p>
+            <w:pPr>
+              <w:pStyle w:val="Normal"/>
+            </w:pPr>
+            <w:r>
+              <w:t>251 (43,4%)</w:t>
+            </w:r>
+          </w:p>
+        </w:tc>
+        <w:tc>
+          <w:p>
+            <w:pPr>
+              <w:pStyle w:val="Normal"/>
+            </w:pPr>
+            <w:r>
+              <w:t>204 (38,9%)</w:t>
+            </w:r>
+          </w:p>
+        </w:tc>
+        <w:tc>
+          <w:p>
+            <w:pPr>
+              <w:pStyle w:val="Normal"/>
+            </w:pPr>
+            <w:r>
+              <w:t>206 (38,3%)</w:t>
+            </w:r>
+          </w:p>
+        </w:tc>
+        <w:tc>
+          <w:p>
+            <w:pPr>
+              <w:pStyle w:val="Normal"/>
+            </w:pPr>
+            <w:r>
+              <w:t>227 (39,1%)</w:t>
+            </w:r>
+          </w:p>
+        </w:tc>
+        <w:tc>
+          <w:p>
+            <w:pPr>
+              <w:pStyle w:val="Normal"/>
+            </w:pPr>
+            <w:r>
+              <w:t>222 (39,6%)</w:t>
+            </w:r>
+          </w:p>
+        </w:tc>
+        <w:tc>
+          <w:p>
+            <w:pPr>
+              <w:pStyle w:val="Normal"/>
+            </w:pPr>
+            <w:r>
+              <w:t>219 (40,1%)</w:t>
+            </w:r>
+          </w:p>
+        </w:tc>
+        <w:tc>
+          <w:p>
+            <w:pPr>
+              <w:pStyle w:val="Normal"/>
+            </w:pPr>
+            <w:r>
+              <w:t>223 (40,0%)</w:t>
             </w:r>
           </w:p>
         </w:tc>
@@ -537,87 +537,87 @@
               <w:pStyle w:val="Normal"/>
             </w:pPr>
             <w:r>
-              <w:t>261 (47,5%)</w:t>
-            </w:r>
-          </w:p>
-        </w:tc>
-        <w:tc>
-          <w:p>
-            <w:pPr>
-              <w:pStyle w:val="Normal"/>
-            </w:pPr>
-            <w:r>
-              <w:t>261 (47,3%)</w:t>
-            </w:r>
-          </w:p>
-        </w:tc>
-        <w:tc>
-          <w:p>
-            <w:pPr>
-              <w:pStyle w:val="Normal"/>
-            </w:pPr>
-            <w:r>
-              <w:t>240 (47,5%)</w:t>
-            </w:r>
-          </w:p>
-        </w:tc>
-        <w:tc>
-          <w:p>
-            <w:pPr>
-              <w:pStyle w:val="Normal"/>
-            </w:pPr>
-            <w:r>
-              <w:t>242 (44,2%)</w:t>
-            </w:r>
-          </w:p>
-        </w:tc>
-        <w:tc>
-          <w:p>
-            <w:pPr>
-              <w:pStyle w:val="Normal"/>
-            </w:pPr>
-            <w:r>
-              <w:t>274 (46,9%)</w:t>
-            </w:r>
-          </w:p>
-        </w:tc>
-        <w:tc>
-          <w:p>
-            <w:pPr>
-              <w:pStyle w:val="Normal"/>
-            </w:pPr>
-            <w:r>
-              <w:t>276 (47,2%)</w:t>
-            </w:r>
-          </w:p>
-        </w:tc>
-        <w:tc>
-          <w:p>
-            <w:pPr>
-              <w:pStyle w:val="Normal"/>
-            </w:pPr>
-            <w:r>
-              <w:t>285 (51,4%)</w:t>
-            </w:r>
-          </w:p>
-        </w:tc>
-        <w:tc>
-          <w:p>
-            <w:pPr>
-              <w:pStyle w:val="Normal"/>
-            </w:pPr>
-            <w:r>
-              <w:t>272 (46,6%)</w:t>
-            </w:r>
-          </w:p>
-        </w:tc>
-        <w:tc>
-          <w:p>
-            <w:pPr>
-              <w:pStyle w:val="Normal"/>
-            </w:pPr>
-            <w:r>
-              <w:t>252 (46,8%)</w:t>
+              <w:t>154 (27,7%)</w:t>
+            </w:r>
+          </w:p>
+        </w:tc>
+        <w:tc>
+          <w:p>
+            <w:pPr>
+              <w:pStyle w:val="Normal"/>
+            </w:pPr>
+            <w:r>
+              <w:t>134 (23,9%)</w:t>
+            </w:r>
+          </w:p>
+        </w:tc>
+        <w:tc>
+          <w:p>
+            <w:pPr>
+              <w:pStyle w:val="Normal"/>
+            </w:pPr>
+            <w:r>
+              <w:t>151 (26,1%)</w:t>
+            </w:r>
+          </w:p>
+        </w:tc>
+        <w:tc>
+          <w:p>
+            <w:pPr>
+              <w:pStyle w:val="Normal"/>
+            </w:pPr>
+            <w:r>
+              <w:t>143 (27,3%)</w:t>
+            </w:r>
+          </w:p>
+        </w:tc>
+        <w:tc>
+          <w:p>
+            <w:pPr>
+              <w:pStyle w:val="Normal"/>
+            </w:pPr>
+            <w:r>
+              <w:t>157 (29,2%)</w:t>
+            </w:r>
+          </w:p>
+        </w:tc>
+        <w:tc>
+          <w:p>
+            <w:pPr>
+              <w:pStyle w:val="Normal"/>
+            </w:pPr>
+            <w:r>
+              <w:t>166 (28,6%)</w:t>
+            </w:r>
+          </w:p>
+        </w:tc>
+        <w:tc>
+          <w:p>
+            <w:pPr>
+              <w:pStyle w:val="Normal"/>
+            </w:pPr>
+            <w:r>
+              <w:t>141 (25,2%)</w:t>
+            </w:r>
+          </w:p>
+        </w:tc>
+        <w:tc>
+          <w:p>
+            <w:pPr>
+              <w:pStyle w:val="Normal"/>
+            </w:pPr>
+            <w:r>
+              <w:t>141 (25,8%)</w:t>
+            </w:r>
+          </w:p>
+        </w:tc>
+        <w:tc>
+          <w:p>
+            <w:pPr>
+              <w:pStyle w:val="Normal"/>
+            </w:pPr>
+            <w:r>
+              <w:t>140 (25,1%)</w:t>
             </w:r>
           </w:p>
         </w:tc>
@@ -639,87 +639,87 @@
               <w:pStyle w:val="Normal"/>
             </w:pPr>
             <w:r>
-              <w:t>456 (82,9%)</w:t>
-            </w:r>
-          </w:p>
-        </w:tc>
-        <w:tc>
-          <w:p>
-            <w:pPr>
-              <w:pStyle w:val="Normal"/>
-            </w:pPr>
-            <w:r>
-              <w:t>472 (85,5%)</w:t>
-            </w:r>
-          </w:p>
-        </w:tc>
-        <w:tc>
-          <w:p>
-            <w:pPr>
-              <w:pStyle w:val="Normal"/>
-            </w:pPr>
-            <w:r>
-              <w:t>418 (82,8%)</w:t>
-            </w:r>
-          </w:p>
-        </w:tc>
-        <w:tc>
-          <w:p>
-            <w:pPr>
-              <w:pStyle w:val="Normal"/>
-            </w:pPr>
-            <w:r>
-              <w:t>455 (83,2%)</w:t>
-            </w:r>
-          </w:p>
-        </w:tc>
-        <w:tc>
-          <w:p>
-            <w:pPr>
-              <w:pStyle w:val="Normal"/>
-            </w:pPr>
-            <w:r>
-              <w:t>472 (80,8%)</w:t>
-            </w:r>
-          </w:p>
-        </w:tc>
-        <w:tc>
-          <w:p>
-            <w:pPr>
-              <w:pStyle w:val="Normal"/>
-            </w:pPr>
-            <w:r>
-              <w:t>492 (84,1%)</w:t>
-            </w:r>
-          </w:p>
-        </w:tc>
-        <w:tc>
-          <w:p>
-            <w:pPr>
-              <w:pStyle w:val="Normal"/>
-            </w:pPr>
-            <w:r>
-              <w:t>458 (82,7%)</w:t>
-            </w:r>
-          </w:p>
-        </w:tc>
-        <w:tc>
-          <w:p>
-            <w:pPr>
-              <w:pStyle w:val="Normal"/>
-            </w:pPr>
-            <w:r>
-              <w:t>489 (83,7%)</w:t>
-            </w:r>
-          </w:p>
-        </w:tc>
-        <w:tc>
-          <w:p>
-            <w:pPr>
-              <w:pStyle w:val="Normal"/>
-            </w:pPr>
-            <w:r>
-              <w:t>460 (85,3%)</w:t>
+              <w:t>498 (89,6%)</w:t>
+            </w:r>
+          </w:p>
+        </w:tc>
+        <w:tc>
+          <w:p>
+            <w:pPr>
+              <w:pStyle w:val="Normal"/>
+            </w:pPr>
+            <w:r>
+              <w:t>520 (92,9%)</w:t>
+            </w:r>
+          </w:p>
+        </w:tc>
+        <w:tc>
+          <w:p>
+            <w:pPr>
+              <w:pStyle w:val="Normal"/>
+            </w:pPr>
+            <w:r>
+              <w:t>515 (89,1%)</w:t>
+            </w:r>
+          </w:p>
+        </w:tc>
+        <w:tc>
+          <w:p>
+            <w:pPr>
+              <w:pStyle w:val="Normal"/>
+            </w:pPr>
+            <w:r>
+              <w:t>474 (90,5%)</w:t>
+            </w:r>
+          </w:p>
+        </w:tc>
+        <w:tc>
+          <w:p>
+            <w:pPr>
+              <w:pStyle w:val="Normal"/>
+            </w:pPr>
+            <w:r>
+              <w:t>491 (91,3%)</w:t>
+            </w:r>
+          </w:p>
+        </w:tc>
+        <w:tc>
+          <w:p>
+            <w:pPr>
+              <w:pStyle w:val="Normal"/>
+            </w:pPr>
+            <w:r>
+              <w:t>526 (90,7%)</w:t>
+            </w:r>
+          </w:p>
+        </w:tc>
+        <w:tc>
+          <w:p>
+            <w:pPr>
+              <w:pStyle w:val="Normal"/>
+            </w:pPr>
+            <w:r>
+              <w:t>522 (93,2%)</w:t>
+            </w:r>
+          </w:p>
+        </w:tc>
+        <w:tc>
+          <w:p>
+            <w:pPr>
+              <w:pStyle w:val="Normal"/>
+            </w:pPr>
+            <w:r>
+              <w:t>494 (90,5%)</w:t>
+            </w:r>
+          </w:p>
+        </w:tc>
+        <w:tc>
+          <w:p>
+            <w:pPr>
+              <w:pStyle w:val="Normal"/>
+            </w:pPr>
+            <w:r>
+              <w:t>506 (90,7%)</w:t>
             </w:r>
           </w:p>
         </w:tc>
@@ -741,87 +741,87 @@
               <w:pStyle w:val="Normal"/>
             </w:pPr>
             <w:r>
-              <w:t>119 (21,6%)</w:t>
-            </w:r>
-          </w:p>
-        </w:tc>
-        <w:tc>
-          <w:p>
-            <w:pPr>
-              <w:pStyle w:val="Normal"/>
-            </w:pPr>
-            <w:r>
-              <w:t>109 (19,7%)</w:t>
-            </w:r>
-          </w:p>
-        </w:tc>
-        <w:tc>
-          <w:p>
-            <w:pPr>
-              <w:pStyle w:val="Normal"/>
-            </w:pPr>
-            <w:r>
-              <w:t>104 (20,6%)</w:t>
-            </w:r>
-          </w:p>
-        </w:tc>
-        <w:tc>
-          <w:p>
-            <w:pPr>
-              <w:pStyle w:val="Normal"/>
-            </w:pPr>
-            <w:r>
-              <w:t>110 (20,1%)</w:t>
-            </w:r>
-          </w:p>
-        </w:tc>
-        <w:tc>
-          <w:p>
-            <w:pPr>
-              <w:pStyle w:val="Normal"/>
-            </w:pPr>
-            <w:r>
-              <w:t>130 (22,3%)</w:t>
-            </w:r>
-          </w:p>
-        </w:tc>
-        <w:tc>
-          <w:p>
-            <w:pPr>
-              <w:pStyle w:val="Normal"/>
-            </w:pPr>
-            <w:r>
-              <w:t>131 (22,4%)</w:t>
-            </w:r>
-          </w:p>
-        </w:tc>
-        <w:tc>
-          <w:p>
-            <w:pPr>
-              <w:pStyle w:val="Normal"/>
-            </w:pPr>
-            <w:r>
-              <w:t>103 (18,6%)</w:t>
-            </w:r>
-          </w:p>
-        </w:tc>
-        <w:tc>
-          <w:p>
-            <w:pPr>
-              <w:pStyle w:val="Normal"/>
-            </w:pPr>
-            <w:r>
-              <w:t>114 (19,5%)</w:t>
-            </w:r>
-          </w:p>
-        </w:tc>
-        <w:tc>
-          <w:p>
-            <w:pPr>
-              <w:pStyle w:val="Normal"/>
-            </w:pPr>
-            <w:r>
-              <w:t>118 (21,9%)</w:t>
+              <w:t>184 (33,1%)</w:t>
+            </w:r>
+          </w:p>
+        </w:tc>
+        <w:tc>
+          <w:p>
+            <w:pPr>
+              <w:pStyle w:val="Normal"/>
+            </w:pPr>
+            <w:r>
+              <w:t>171 (30,5%)</w:t>
+            </w:r>
+          </w:p>
+        </w:tc>
+        <w:tc>
+          <w:p>
+            <w:pPr>
+              <w:pStyle w:val="Normal"/>
+            </w:pPr>
+            <w:r>
+              <w:t>157 (27,2%)</w:t>
+            </w:r>
+          </w:p>
+        </w:tc>
+        <w:tc>
+          <w:p>
+            <w:pPr>
+              <w:pStyle w:val="Normal"/>
+            </w:pPr>
+            <w:r>
+              <w:t>158 (30,2%)</w:t>
+            </w:r>
+          </w:p>
+        </w:tc>
+        <w:tc>
+          <w:p>
+            <w:pPr>
+              <w:pStyle w:val="Normal"/>
+            </w:pPr>
+            <w:r>
+              <w:t>158 (29,4%)</w:t>
+            </w:r>
+          </w:p>
+        </w:tc>
+        <w:tc>
+          <w:p>
+            <w:pPr>
+              <w:pStyle w:val="Normal"/>
+            </w:pPr>
+            <w:r>
+              <w:t>190 (32,8%)</w:t>
+            </w:r>
+          </w:p>
+        </w:tc>
+        <w:tc>
+          <w:p>
+            <w:pPr>
+              <w:pStyle w:val="Normal"/>
+            </w:pPr>
+            <w:r>
+              <w:t>172 (30,7%)</w:t>
+            </w:r>
+          </w:p>
+        </w:tc>
+        <w:tc>
+          <w:p>
+            <w:pPr>
+              <w:pStyle w:val="Normal"/>
+            </w:pPr>
+            <w:r>
+              <w:t>170 (31,1%)</w:t>
+            </w:r>
+          </w:p>
+        </w:tc>
+        <w:tc>
+          <w:p>
+            <w:pPr>
+              <w:pStyle w:val="Normal"/>
+            </w:pPr>
+            <w:r>
+              <w:t>155 (27,8%)</w:t>
             </w:r>
           </w:p>
         </w:tc>
